--- a/docs/隐私政策-这样演不烧心.docx
+++ b/docs/隐私政策-这样演不烧心.docx
@@ -289,7 +289,7 @@
         <w:rPr>
           <w:rFonts w:ascii="Times New Roman" w:eastAsia="华文仿宋" w:hAnsi="Times New Roman" w:cs="Times New Roman" w:hint="eastAsia"/>
         </w:rPr>
-        <w:t>【运营主体名称，待填写】（注册地址：【注册地址详细信息，待填写】，以下简称“我们”）系单机游戏“《这样演不烧心》”（以下简称“《这样演不烧心》”）的开发者与运营者。我们非常重视保护用户（以下简称“您”）的个人信息和隐私。本游戏为离线单机作品：不设账号体系、不联网、不含内购与广告，全部游戏进度只保存在您的本机。为说明本游戏处理您信息的情况，我们特制定《「这样演不烧心」隐私政策》（以下简称“隐私政策”），我们承诺严格按照本隐私政策处理您的个人信息。</w:t>
+        <w:t>User33503583 的工作室（注册地址：四川省成都市武侯区四川音乐学院，以下简称“我们”）系单机游戏“《这样演不烧心》”（以下简称“《这样演不烧心》”）的开发者与运营者。我们非常重视保护用户（以下简称“您”）的个人信息和隐私。本游戏为离线单机作品：不设账号体系、不联网、不含内购与广告，全部游戏进度只保存在您的本机。为说明本游戏处理您信息的情况，我们特制定《「这样演不烧心」隐私政策》（以下简称“隐私政策”），我们承诺严格按照本隐私政策处理您的个人信息。</w:t>
       </w:r>
     </w:p>
     <w:p>
@@ -5072,58 +5072,58 @@
         <w:rPr>
           <w:rFonts w:ascii="Times New Roman" w:eastAsia="华文仿宋" w:hAnsi="Times New Roman" w:cs="Times New Roman" w:hint="eastAsia"/>
         </w:rPr>
-        <w:t>名称：【运营者名称，待填写】</w:t>
-      </w:r>
-    </w:p>
-    <w:p>
-      <w:pPr>
-        <w:widowControl/>
-        <w:adjustRightInd w:val="0"/>
-        <w:snapToGrid w:val="0"/>
-        <w:spacing w:before="0" w:afterLines="50" w:after="156" w:line="360" w:lineRule="auto"/>
-        <w:rPr>
-          <w:rFonts w:ascii="Times New Roman" w:eastAsia="华文仿宋" w:hAnsi="Times New Roman" w:cs="Times New Roman"/>
-        </w:rPr>
-      </w:pPr>
-      <w:r>
-        <w:rPr>
-          <w:rFonts w:ascii="Times New Roman" w:eastAsia="华文仿宋" w:hAnsi="Times New Roman" w:cs="Times New Roman" w:hint="eastAsia"/>
-        </w:rPr>
-        <w:t>地址：【注册地址详细信息，待填写】</w:t>
-      </w:r>
-    </w:p>
-    <w:p>
-      <w:pPr>
-        <w:widowControl/>
-        <w:adjustRightInd w:val="0"/>
-        <w:snapToGrid w:val="0"/>
-        <w:spacing w:before="0" w:afterLines="50" w:after="156" w:line="360" w:lineRule="auto"/>
-        <w:rPr>
-          <w:rFonts w:ascii="Times New Roman" w:eastAsia="华文仿宋" w:hAnsi="Times New Roman" w:cs="Times New Roman"/>
-        </w:rPr>
-      </w:pPr>
-      <w:r>
-        <w:rPr>
-          <w:rFonts w:ascii="Times New Roman" w:eastAsia="华文仿宋" w:hAnsi="Times New Roman" w:cs="Times New Roman" w:hint="eastAsia"/>
-        </w:rPr>
-        <w:t>或您也可以通过以下电话与客服部门进行联系：</w:t>
-      </w:r>
-    </w:p>
-    <w:p>
-      <w:pPr>
-        <w:widowControl/>
-        <w:adjustRightInd w:val="0"/>
-        <w:snapToGrid w:val="0"/>
-        <w:spacing w:before="0" w:afterLines="50" w:after="156" w:line="360" w:lineRule="auto"/>
-        <w:rPr>
-          <w:rFonts w:ascii="Times New Roman" w:eastAsia="华文仿宋" w:hAnsi="Times New Roman" w:cs="Times New Roman"/>
-        </w:rPr>
-      </w:pPr>
-      <w:r>
-        <w:rPr>
-          <w:rFonts w:ascii="Times New Roman" w:eastAsia="华文仿宋" w:hAnsi="Times New Roman" w:cs="Times New Roman" w:hint="eastAsia"/>
-        </w:rPr>
-        <w:t>联系电话：【客服电话，待填写】</w:t>
+        <w:t>名称：User33503583 的工作室</w:t>
+      </w:r>
+    </w:p>
+    <w:p>
+      <w:pPr>
+        <w:widowControl/>
+        <w:adjustRightInd w:val="0"/>
+        <w:snapToGrid w:val="0"/>
+        <w:spacing w:before="0" w:afterLines="50" w:after="156" w:line="360" w:lineRule="auto"/>
+        <w:rPr>
+          <w:rFonts w:ascii="Times New Roman" w:eastAsia="华文仿宋" w:hAnsi="Times New Roman" w:cs="Times New Roman"/>
+        </w:rPr>
+      </w:pPr>
+      <w:r>
+        <w:rPr>
+          <w:rFonts w:ascii="Times New Roman" w:eastAsia="华文仿宋" w:hAnsi="Times New Roman" w:cs="Times New Roman" w:hint="eastAsia"/>
+        </w:rPr>
+        <w:t>地址：四川省成都市武侯区四川音乐学院</w:t>
+      </w:r>
+    </w:p>
+    <w:p>
+      <w:pPr>
+        <w:widowControl/>
+        <w:adjustRightInd w:val="0"/>
+        <w:snapToGrid w:val="0"/>
+        <w:spacing w:before="0" w:afterLines="50" w:after="156" w:line="360" w:lineRule="auto"/>
+        <w:rPr>
+          <w:rFonts w:ascii="Times New Roman" w:eastAsia="华文仿宋" w:hAnsi="Times New Roman" w:cs="Times New Roman"/>
+        </w:rPr>
+      </w:pPr>
+      <w:r>
+        <w:rPr>
+          <w:rFonts w:ascii="Times New Roman" w:eastAsia="华文仿宋" w:hAnsi="Times New Roman" w:cs="Times New Roman" w:hint="eastAsia"/>
+        </w:rPr>
+        <w:t>或您也可以通过以下方式与客服部门联系：</w:t>
+      </w:r>
+    </w:p>
+    <w:p>
+      <w:pPr>
+        <w:widowControl/>
+        <w:adjustRightInd w:val="0"/>
+        <w:snapToGrid w:val="0"/>
+        <w:spacing w:before="0" w:afterLines="50" w:after="156" w:line="360" w:lineRule="auto"/>
+        <w:rPr>
+          <w:rFonts w:ascii="Times New Roman" w:eastAsia="华文仿宋" w:hAnsi="Times New Roman" w:cs="Times New Roman"/>
+        </w:rPr>
+      </w:pPr>
+      <w:r>
+        <w:rPr>
+          <w:rFonts w:ascii="Times New Roman" w:eastAsia="华文仿宋" w:hAnsi="Times New Roman" w:cs="Times New Roman" w:hint="eastAsia"/>
+        </w:rPr>
+        <w:t>联系方式：QQ：2721677686</w:t>
       </w:r>
     </w:p>
     <w:p>
